--- a/third_party_test_report/租赁设备客户端发布手册.docx
+++ b/third_party_test_report/租赁设备客户端发布手册.docx
@@ -168,6 +168,72 @@
           </w:tcPr>
           <w:p>
             <w:r>
+              <w:t>设备型号</w:t>
+            </w:r>
+          </w:p>
+        </w:tc>
+        <w:tc>
+          <w:tcPr>
+            <w:tcW w:type="dxa" w:w="4320"/>
+          </w:tcPr>
+          <w:p>
+            <w:r>
+              <w:t>V2S</w:t>
+            </w:r>
+          </w:p>
+        </w:tc>
+      </w:tr>
+      <w:tr>
+        <w:tc>
+          <w:tcPr>
+            <w:tcW w:type="dxa" w:w="4320"/>
+          </w:tcPr>
+          <w:p>
+            <w:r>
+              <w:t>设备数量</w:t>
+            </w:r>
+          </w:p>
+        </w:tc>
+        <w:tc>
+          <w:tcPr>
+            <w:tcW w:type="dxa" w:w="4320"/>
+          </w:tcPr>
+          <w:p>
+            <w:r>
+              <w:t>15台</w:t>
+            </w:r>
+          </w:p>
+        </w:tc>
+      </w:tr>
+      <w:tr>
+        <w:tc>
+          <w:tcPr>
+            <w:tcW w:type="dxa" w:w="4320"/>
+          </w:tcPr>
+          <w:p>
+            <w:r>
+              <w:t>采购来源</w:t>
+            </w:r>
+          </w:p>
+        </w:tc>
+        <w:tc>
+          <w:tcPr>
+            <w:tcW w:type="dxa" w:w="4320"/>
+          </w:tcPr>
+          <w:p>
+            <w:r>
+              <w:t>亿思维科技有限公司</w:t>
+            </w:r>
+          </w:p>
+        </w:tc>
+      </w:tr>
+      <w:tr>
+        <w:tc>
+          <w:tcPr>
+            <w:tcW w:type="dxa" w:w="4320"/>
+          </w:tcPr>
+          <w:p>
+            <w:r>
               <w:t>发布日期</w:t>
             </w:r>
           </w:p>
@@ -270,7 +336,60 @@
         <w:pStyle w:val="Heading2"/>
       </w:pPr>
       <w:r>
-        <w:t>2.1 设备要求</w:t>
+        <w:t>2.1 设备信息</w:t>
+      </w:r>
+    </w:p>
+    <w:p>
+      <w:r>
+        <w:rPr>
+          <w:b/>
+        </w:rPr>
+        <w:t xml:space="preserve">设备型号: </w:t>
+      </w:r>
+      <w:r>
+        <w:t>V2S</w:t>
+      </w:r>
+    </w:p>
+    <w:p>
+      <w:r>
+        <w:rPr>
+          <w:b/>
+        </w:rPr>
+        <w:t xml:space="preserve">设备数量: </w:t>
+      </w:r>
+      <w:r>
+        <w:t>15台</w:t>
+      </w:r>
+    </w:p>
+    <w:p>
+      <w:r>
+        <w:rPr>
+          <w:b/>
+        </w:rPr>
+        <w:t xml:space="preserve">采购来源: </w:t>
+      </w:r>
+      <w:r>
+        <w:t>亿思维科技有限公司</w:t>
+      </w:r>
+    </w:p>
+    <w:p>
+      <w:r>
+        <w:rPr>
+          <w:b/>
+        </w:rPr>
+        <w:t xml:space="preserve">设备用途: </w:t>
+      </w:r>
+      <w:r>
+        <w:t>租赁业务现场操作，包括租赁下单、设备归还、库存管理等</w:t>
+      </w:r>
+    </w:p>
+    <w:p/>
+    <w:p>
+      <w:pPr>
+        <w:pStyle w:val="Heading2"/>
+      </w:pPr>
+      <w:r>
+        <w:t>2.2 设备要求</w:t>
       </w:r>
     </w:p>
     <w:p>
@@ -319,7 +438,7 @@
         <w:pStyle w:val="Heading2"/>
       </w:pPr>
       <w:r>
-        <w:t>2.2 安装包要求</w:t>
+        <w:t>2.3 安装包要求</w:t>
       </w:r>
     </w:p>
     <w:p>

--- a/third_party_test_report/租赁设备客户端发布手册.docx
+++ b/third_party_test_report/租赁设备客户端发布手册.docx
@@ -157,6 +157,28 @@
           <w:p>
             <w:r>
               <w:t>亿思维科技有限公司</w:t>
+            </w:r>
+          </w:p>
+        </w:tc>
+      </w:tr>
+      <w:tr>
+        <w:tc>
+          <w:tcPr>
+            <w:tcW w:type="dxa" w:w="4320"/>
+          </w:tcPr>
+          <w:p>
+            <w:r>
+              <w:t>设备品牌</w:t>
+            </w:r>
+          </w:p>
+        </w:tc>
+        <w:tc>
+          <w:tcPr>
+            <w:tcW w:type="dxa" w:w="4320"/>
+          </w:tcPr>
+          <w:p>
+            <w:r>
+              <w:t>Sunmi (商米)</w:t>
             </w:r>
           </w:p>
         </w:tc>
@@ -337,6 +359,17 @@
       </w:pPr>
       <w:r>
         <w:t>2.1 设备信息</w:t>
+      </w:r>
+    </w:p>
+    <w:p>
+      <w:r>
+        <w:rPr>
+          <w:b/>
+        </w:rPr>
+        <w:t xml:space="preserve">设备品牌: </w:t>
+      </w:r>
+      <w:r>
+        <w:t>Sunmi (商米)</w:t>
       </w:r>
     </w:p>
     <w:p>
